--- a/courts/first-circuit/maine/state/supreme-judicial-court/petition-for-rehearing/usage/OUTPUT-petition-for-rehearing.docx
+++ b/courts/first-circuit/maine/state/supreme-judicial-court/petition-for-rehearing/usage/OUTPUT-petition-for-rehearing.docx
@@ -5600,6 +5600,7 @@
     <w:unhideWhenUsed/>
     <w:qFormat/>
     <w:pPr>
+      <w:keepLines/>
       <w:spacing w:before="0" w:after="140" w:line="253" w:lineRule="exact"/>
     </w:pPr>
     <w:rPr>

--- a/courts/first-circuit/maine/state/supreme-judicial-court/petition-for-rehearing/usage/OUTPUT-petition-for-rehearing.docx
+++ b/courts/first-circuit/maine/state/supreme-judicial-court/petition-for-rehearing/usage/OUTPUT-petition-for-rehearing.docx
@@ -528,7 +528,7 @@
         <w:t xml:space="preserve">See Dupuis</w:t>
       </w:r>
       <w:r>
-        <w:t xml:space="preserve">, 2025 ME 6, ¶ 53 (“[V]ested rights . . . are not subject to destruction, however compelling the reason for destroying the right.”). In doing so, the Majority overlooked Section 6-A. Under the plain language of Section 6-A, no right—vested or otherwise—is absolute, and State impairment of any right is subject to due process scrutiny. It is only the level of scrutiny that must be applied to the impairment of a right that this Court must determine. That did not happen here.</w:t>
+        <w:t xml:space="preserve">, 2025 ME 6, ¶ 53 (“[V]ested rights . . . are not subject to destruction, however compelling the reason for destroying the right.”). In doing so, the Majority overlooked Section 6-A. Under the plain language of Section 6-A, no right—vested or otherwise—is absolute, and State impairment of any right is subject to due process scrutiny. It is only the level of scrutiny that must be applied to the impairment of a right that this Court must determine. That did not happen here.</w:t>
       </w:r>
     </w:p>
     <w:p>
@@ -536,7 +536,7 @@
         <w:pStyle w:val="BodyText"/>
       </w:pPr>
       <w:r>
-        <w:t xml:space="preserve">In finding absolute constitutional protection for vested rights, the Majority misapprehended the plain language of the Constitution and impermissibly limited the Legislature’s constitutional authority. Maine’s Constitution gives the Legislature “full power to make and establish all reasonable laws for the defense and benefit of the people of this State” that are “not repugnant to this Constitution.” Me. Const. art. IV, p.3, § 1. And Section 6-A allows the State to regulate its citizens’ rights to “life, liberty or property” so long as it provides “due process of law.” Me. Const. art. I, § 6-A. The Legislature is therefore empowered to make and establish any law that impairs citizens’ rights so long as the law provides due process.</w:t>
+        <w:t xml:space="preserve">In finding absolute constitutional protection for vested rights, the Majority misapprehended the plain language of the Constitution and impermissibly limited the Legislature’s constitutional authority. Maine’s Constitution gives the Legislature “full power to make and establish all reasonable laws for the defense and benefit of the people of this State” that are “not repugnant to this Constitution.” Me. Const. art. IV, p.3, § 1. And Section 6-A allows the State to regulate its citizens’ rights to “life, liberty or property” so long as it provides “due process of law.” Me. Const. art. I, § 6-⁠A. The Legislature is therefore empowered to make and establish any law that impairs citizens’ rights so long as the law provides due process.</w:t>
       </w:r>
     </w:p>
     <w:p>
@@ -841,13 +841,7 @@
         <w:t xml:space="preserve"> </w:t>
       </w:r>
       <w:r>
-        <w:t xml:space="preserve">at ¶¶ 12</w:t>
-      </w:r>
-      <w:r>
-        <w:noBreakHyphen/>
-      </w:r>
-      <w:r>
-        <w:t xml:space="preserve">17;</w:t>
+        <w:t xml:space="preserve">at ¶¶ 12-⁠17;</w:t>
       </w:r>
     </w:p>
     <w:p>
@@ -952,7 +946,7 @@
         <w:t xml:space="preserve">See, e.g., Hobbs v. Getchell</w:t>
       </w:r>
       <w:r>
-        <w:t xml:space="preserve">, 8 Me. 187, 191 (1832) (“We feel it our duty to be governed by the plain language of the constitution as it stands.”). The plain language of Section 6-A constrains the Legislature from impairing rights only when it does so without providing “due process of law.” Me. Const. art. I, § 6-A. In other words, all rights may be subject to Legislative impairment so long as the Legislature does so in a way that satisfies due process protections.</w:t>
+        <w:t xml:space="preserve">, 8 Me. 187, 191 (1832) (“We feel it our duty to be governed by the plain language of the constitution as it stands.”). The plain language of Section 6-A constrains the Legislature from impairing rights only when it does so without providing “due process of law.” Me. Const. art. I, § 6-⁠A. In other words, all rights may be subject to Legislative impairment so long as the Legislature does so in a way that satisfies due process protections.</w:t>
       </w:r>
     </w:p>
     <w:p>
@@ -1525,7 +1519,7 @@
         <w:t xml:space="preserve">Opinion of the Justices</w:t>
       </w:r>
       <w:r>
-        <w:t xml:space="preserve">, 125 Me. 529, 133 A.265, 268 (1926). The Dupuis Majority did not attempt to determine whether the plain language of the Maine Constitution answered the question presented. Instead, the Majority skipped over plain language review and construed the Constitution with a “multi-factor test . . . examining text and structure, history and purpose, social understandings and values as reflected in statutes and the common law, economic and sociological considerations, and precedent from elsewhere to the extent we find it persuasive.”</w:t>
+        <w:t xml:space="preserve">, 125 Me. 529, 133 A.265, 268 (1926). The Dupuis Majority did not attempt to determine whether the plain language of the Maine Constitution answered the question presented. Instead, the Majority skipped over plain language review and construed the Constitution with a “multi-factor test . . . examining text and structure, history and purpose, social understandings and values as reflected in statutes and the common law, economic and sociological considerations, and precedent from elsewhere to the extent we find it persuasive.”</w:t>
       </w:r>
       <w:r>
         <w:t xml:space="preserve"> </w:t>
@@ -1831,7 +1825,7 @@
         <w:pStyle w:val="BodyText"/>
       </w:pPr>
       <w:r>
-        <w:t xml:space="preserve">The plain language of Section 6-A unambiguously says that the State may impair property rights—or fundamental rights, for that matter—as long as the impairment satisfies “due process of law.” Me. Const. art. I, § 6-A. Because Section 6-A defines the limits of the legislative authority, its interpretation is dispositive.</w:t>
+        <w:t xml:space="preserve">The plain language of Section 6-A unambiguously says that the State may impair property rights—or fundamental rights, for that matter—as long as the impairment satisfies “due process of law.” Me. Const. art. I, § 6-⁠A. Because Section 6-A defines the limits of the legislative authority, its interpretation is dispositive.</w:t>
       </w:r>
     </w:p>
     <w:p>
@@ -2506,7 +2500,7 @@
         <w:pStyle w:val="BodyText"/>
       </w:pPr>
       <w:r>
-        <w:t xml:space="preserve">The language of Maine’s due process clause is unambiguous. “No person shall be deprived of life, liberty or property without due process of law. . . .” Me. Const. art. I, § 6-A. As a necessary consequence of the language in Section 6-A, the reverse is also true. If the State cannot deprive rights without due process, then it can deprive rights with due process.</w:t>
+        <w:t xml:space="preserve">The language of Maine’s due process clause is unambiguous. “No person shall be deprived of life, liberty or property without due process of law. . . .” Me. Const. art. I, § 6-⁠A. As a necessary consequence of the language in Section 6-A, the reverse is also true. If the State cannot deprive rights without due process, then it can deprive rights with due process.</w:t>
       </w:r>
       <w:r>
         <w:t xml:space="preserve"> </w:t>
@@ -2849,7 +2843,7 @@
         <w:t xml:space="preserve">See Dupuis</w:t>
       </w:r>
       <w:r>
-        <w:t xml:space="preserve">, 2025 ME 6, ¶ 47 n.31 (“A vested right is equal or similar to a species of property. . . .”). But the Court has implied, in dicta, that challenges to due process violations of protectable property interests, including vested rights, could be subject to rational basis review.</w:t>
+        <w:t xml:space="preserve">, 2025 ME 6, ¶ 47 n.31 (“A vested right is equal or similar to a species of property. . . .”). But the Court has implied, in dicta, that challenges to due process violations of protectable property interests, including vested rights, could be subject to rational basis review.</w:t>
       </w:r>
       <w:r>
         <w:t xml:space="preserve"> </w:t>
@@ -2921,7 +2915,7 @@
         <w:pStyle w:val="BodyTextNote"/>
       </w:pPr>
       <w:r>
-        <w:t xml:space="preserve">At this point, determining a purely legal question on a report from an interlocutory ruling, the Court cannot determine whether the specific statute at issue, 14 M.R.S. § 752-C, is constitutional. It can only tell the parties and the trial court what hurdles the challengers to the statute must overcome to prove that Section 752-C is not constitutional.</w:t>
+        <w:t xml:space="preserve">At this point, determining a purely legal question on a report from an interlocutory ruling, the Court cannot determine whether the specific statute at issue, 14 M.R.S. § 752-⁠C, is constitutional. It can only tell the parties and the trial court what hurdles the challengers to the statute must overcome to prove that Section 752-C is not constitutional.</w:t>
       </w:r>
       <w:r>
         <w:rPr>
@@ -4701,7 +4695,7 @@
         <w:t xml:space="preserve"> </w:t>
       </w:r>
       <w:r>
-        <w:t xml:space="preserve">Me. Const. art. 1, § 11 (“The Legislature shall pass no . . . ex post facto law.”).</w:t>
+        <w:t xml:space="preserve">Me. Const. art. 1, § 11 (“The Legislature shall pass no . . . ex post facto law.”).</w:t>
       </w:r>
     </w:p>
   </w:footnote>
@@ -4817,13 +4811,7 @@
         <w:t xml:space="preserve">See Doe I v. Williams</w:t>
       </w:r>
       <w:r>
-        <w:t xml:space="preserve">, 2013 ME 24, ¶¶ 65</w:t>
-      </w:r>
-      <w:r>
-        <w:noBreakHyphen/>
-      </w:r>
-      <w:r>
-        <w:t xml:space="preserve">66, 61 A.3d 718, 738 (recognizing that the “rights expressly protected by the Bill of Rights” as well as other specially protected rights like marital rights, marital privacy, the right to contraception, and the right to bodily integrity are all subject to due process protections and therefore may be impaired if the impairment meets strict scrutiny requirements).</w:t>
+        <w:t xml:space="preserve">, 2013 ME 24, ¶¶ 65-⁠66, 61 A.3d 718, 738 (recognizing that the “rights expressly protected by the Bill of Rights” as well as other specially protected rights like marital rights, marital privacy, the right to contraception, and the right to bodily integrity are all subject to due process protections and therefore may be impaired if the impairment meets strict scrutiny requirements).</w:t>
       </w:r>
     </w:p>
   </w:footnote>
@@ -4929,7 +4917,7 @@
         <w:t xml:space="preserve">Nat’l Hrg.</w:t>
       </w:r>
       <w:r>
-        <w:t xml:space="preserve">, 376 A.2d at 460. The movants claim, and intend to prove in the trial court, that the exercise of legislative authority in 14 M.R.S. § 752-C was performed in furtherance of the Legislature’s police power. The Majority’s decision precludes the opportunity to prove that the Legislature was lawfully operating under the police power. Thus, the constitutionality of Section 752-C must be determined under rational basis review.</w:t>
+        <w:t xml:space="preserve">, 376 A.2d at 460. The movants claim, and intend to prove in the trial court, that the exercise of legislative authority in 14 M.R.S. § 752-⁠⁠C was performed in furtherance of the Legislature’s police power. The Majority’s decision precludes the opportunity to prove that the Legislature was lawfully operating under the police power. Thus, the constitutionality of Section 752-⁠C must be determined under rational basis review.</w:t>
       </w:r>
     </w:p>
   </w:footnote>
@@ -5851,6 +5839,33 @@
     <w:pPr>
       <w:spacing w:before="0" w:after="0" w:line="322" w:lineRule="exact"/>
       <w:ind w:left="2160" w:hanging="720"/>
+    </w:pPr>
+  </w:style>
+  <w:style w:type="paragraph" w:customStyle="1" w:styleId="XdQuoteList1">
+    <w:name w:val="Xd Quote List 1"/>
+    <w:basedOn w:val="Normal"/>
+    <w:qFormat/>
+    <w:pPr>
+      <w:spacing w:before="0" w:after="0" w:line="322" w:lineRule="exact"/>
+      <w:ind w:left="1440" w:right="720" w:hanging="720"/>
+    </w:pPr>
+  </w:style>
+  <w:style w:type="paragraph" w:customStyle="1" w:styleId="XdQuoteList2">
+    <w:name w:val="Xd Quote List 2"/>
+    <w:basedOn w:val="Normal"/>
+    <w:qFormat/>
+    <w:pPr>
+      <w:spacing w:before="0" w:after="0" w:line="322" w:lineRule="exact"/>
+      <w:ind w:left="2160" w:right="720" w:hanging="720"/>
+    </w:pPr>
+  </w:style>
+  <w:style w:type="paragraph" w:customStyle="1" w:styleId="XdQuoteList3">
+    <w:name w:val="Xd Quote List 3"/>
+    <w:basedOn w:val="Normal"/>
+    <w:qFormat/>
+    <w:pPr>
+      <w:spacing w:before="0" w:after="0" w:line="322" w:lineRule="exact"/>
+      <w:ind w:left="2880" w:right="720" w:hanging="720"/>
     </w:pPr>
   </w:style>
   <w:style w:type="paragraph" w:customStyle="1" w:styleId="XdList1">

--- a/courts/first-circuit/maine/state/supreme-judicial-court/petition-for-rehearing/usage/OUTPUT-petition-for-rehearing.docx
+++ b/courts/first-circuit/maine/state/supreme-judicial-court/petition-for-rehearing/usage/OUTPUT-petition-for-rehearing.docx
@@ -528,7 +528,7 @@
         <w:t xml:space="preserve">See Dupuis</w:t>
       </w:r>
       <w:r>
-        <w:t xml:space="preserve">, 2025 ME 6, ¶ 53 (“[V]ested rights . . . are not subject to destruction, however compelling the reason for destroying the right.”). In doing so, the Majority overlooked Section 6-A. Under the plain language of Section 6-A, no right—vested or otherwise—is absolute, and State impairment of any right is subject to due process scrutiny. It is only the level of scrutiny that must be applied to the impairment of a right that this Court must determine. That did not happen here.</w:t>
+        <w:t xml:space="preserve">, 2025 ME 6, ¶ 53 (“[V]ested rights ⁠. ⁠. ⁠. are not subject to destruction, however compelling the reason for destroying the right.”). In doing so, the Majority overlooked Section 6-A. Under the plain language of Section 6-A, no right—vested or otherwise—is absolute, and State impairment of any right is subject to due process scrutiny. It is only the level of scrutiny that must be applied to the impairment of a right that this Court must determine. That did not happen here.</w:t>
       </w:r>
     </w:p>
     <w:p>
@@ -1519,7 +1519,7 @@
         <w:t xml:space="preserve">Opinion of the Justices</w:t>
       </w:r>
       <w:r>
-        <w:t xml:space="preserve">, 125 Me. 529, 133 A.265, 268 (1926). The Dupuis Majority did not attempt to determine whether the plain language of the Maine Constitution answered the question presented. Instead, the Majority skipped over plain language review and construed the Constitution with a “multi-factor test . . . examining text and structure, history and purpose, social understandings and values as reflected in statutes and the common law, economic and sociological considerations, and precedent from elsewhere to the extent we find it persuasive.”</w:t>
+        <w:t xml:space="preserve">, 125 Me. 529, 133 A.265, 268 (1926). The Dupuis Majority did not attempt to determine whether the plain language of the Maine Constitution answered the question presented. Instead, the Majority skipped over plain language review and construed the Constitution with a “multi-factor test ⁠. ⁠. ⁠. examining text and structure, history and purpose, social understandings and values as reflected in statutes and the common law, economic and sociological considerations, and precedent from elsewhere to the extent we find it persuasive.”</w:t>
       </w:r>
       <w:r>
         <w:t xml:space="preserve"> </w:t>
@@ -2500,7 +2500,7 @@
         <w:pStyle w:val="BodyText"/>
       </w:pPr>
       <w:r>
-        <w:t xml:space="preserve">The language of Maine’s due process clause is unambiguous. “No person shall be deprived of life, liberty or property without due process of law. . . .” Me. Const. art. I, § 6-⁠A. As a necessary consequence of the language in Section 6-A, the reverse is also true. If the State cannot deprive rights without due process, then it can deprive rights with due process.</w:t>
+        <w:t xml:space="preserve">The language of Maine’s due process clause is unambiguous. “No person shall be deprived of life, liberty or property without due process of law. ⁠. ⁠. ⁠.” Me. Const. art. I, § 6-⁠A. As a necessary consequence of the language in Section 6-A, the reverse is also true. If the State cannot deprive rights without due process, then it can deprive rights with due process.</w:t>
       </w:r>
       <w:r>
         <w:t xml:space="preserve"> </w:t>
@@ -2843,7 +2843,7 @@
         <w:t xml:space="preserve">See Dupuis</w:t>
       </w:r>
       <w:r>
-        <w:t xml:space="preserve">, 2025 ME 6, ¶ 47 n.31 (“A vested right is equal or similar to a species of property. . . .”). But the Court has implied, in dicta, that challenges to due process violations of protectable property interests, including vested rights, could be subject to rational basis review.</w:t>
+        <w:t xml:space="preserve">, 2025 ME 6, ¶ 47 n.31 (“A vested right is equal or similar to a species of property. ⁠. ⁠. ⁠.”). But the Court has implied, in dicta, that challenges to due process violations of protectable property interests, including vested rights, could be subject to rational basis review.</w:t>
       </w:r>
       <w:r>
         <w:t xml:space="preserve"> </w:t>
@@ -4695,7 +4695,7 @@
         <w:t xml:space="preserve"> </w:t>
       </w:r>
       <w:r>
-        <w:t xml:space="preserve">Me. Const. art. 1, § 11 (“The Legislature shall pass no . . . ex post facto law.”).</w:t>
+        <w:t xml:space="preserve">Me. Const. art. 1, § 11 (“The Legislature shall pass no ⁠. ⁠. ⁠. ex post facto law.”).</w:t>
       </w:r>
     </w:p>
   </w:footnote>
@@ -4917,7 +4917,7 @@
         <w:t xml:space="preserve">Nat’l Hrg.</w:t>
       </w:r>
       <w:r>
-        <w:t xml:space="preserve">, 376 A.2d at 460. The movants claim, and intend to prove in the trial court, that the exercise of legislative authority in 14 M.R.S. § 752-⁠⁠C was performed in furtherance of the Legislature’s police power. The Majority’s decision precludes the opportunity to prove that the Legislature was lawfully operating under the police power. Thus, the constitutionality of Section 752-⁠C must be determined under rational basis review.</w:t>
+        <w:t xml:space="preserve">, 376 A.2d at 460. The movants claim, and intend to prove in the trial court, that the exercise of legislative authority in 14 M.R.S. § 752-⁠C was performed in furtherance of the Legislature’s police power. The Majority’s decision precludes the opportunity to prove that the Legislature was lawfully operating under the police power. Thus, the constitutionality of Section 752-C must be determined under rational basis review.</w:t>
       </w:r>
     </w:p>
   </w:footnote>
